--- a/docs/nuxera-migration/docs/migration/deliverables/2026-07-29/NUXERA_Paquete_Espanol_2026-07-29/NUXERA_LO_QUE_FALTA_REALMENTE_2026-07-29_ES.docx
+++ b/docs/nuxera-migration/docs/migration/deliverables/2026-07-29/NUXERA_Paquete_Espanol_2026-07-29/NUXERA_LO_QUE_FALTA_REALMENTE_2026-07-29_ES.docx
@@ -13,7 +13,7 @@
           <w:color w:val="0B2545"/>
           <w:sz w:val="48"/>
         </w:rPr>
-        <w:t>NUXERA - Lo que Falta Realmente para Operar en Produccion</w:t>
+        <w:t>NUXERA - Plan Extendido de Pendientes Reales, Produccion y Cutover</w:t>
       </w:r>
     </w:p>
     <w:p>
@@ -237,7 +237,7 @@
           <w:rFonts w:ascii="Calibri" w:hAnsi="Calibri"/>
           <w:sz w:val="22"/>
         </w:rPr>
-        <w:t>Fecha: 2026-07-29</w:t>
+        <w:t>Fecha/Date: 2026-07-29</w:t>
       </w:r>
     </w:p>
     <w:p>
@@ -245,25 +245,7 @@
         <w:pStyle w:val="Heading1"/>
       </w:pPr>
       <w:r>
-        <w:t>Estado General</w:t>
-      </w:r>
-    </w:p>
-    <w:p>
-      <w:r>
-        <w:rPr>
-          <w:rFonts w:ascii="Calibri" w:hAnsi="Calibri"/>
-          <w:sz w:val="22"/>
-        </w:rPr>
-        <w:t>NUXERA ya esta suficientemente avanzada para demostracion, revision de socio e inversionistas, y para preparar el reemplazo de la experiencia Nexus. Lo que falta ya no es crear mas pantallas: falta cerrar ciclos reales de datos, autorizacion, correo, agentes y cutover.</w:t>
-      </w:r>
-    </w:p>
-    <w:p>
-      <w:r>
-        <w:rPr>
-          <w:rFonts w:ascii="Calibri" w:hAnsi="Calibri"/>
-          <w:sz w:val="22"/>
-        </w:rPr>
-        <w:t>Avance estimado despues de esta jornada:</w:t>
+        <w:t>1. Estado</w:t>
       </w:r>
     </w:p>
     <w:p>
@@ -275,7 +257,7 @@
           <w:rFonts w:ascii="Calibri" w:hAnsi="Calibri"/>
           <w:sz w:val="22"/>
         </w:rPr>
-        <w:t>90-92% para experiencia demostrable e investor-ready.</w:t>
+        <w:t>90-92% demo/investor-ready</w:t>
       </w:r>
     </w:p>
     <w:p>
@@ -287,32 +269,7 @@
           <w:rFonts w:ascii="Calibri" w:hAnsi="Calibri"/>
           <w:sz w:val="22"/>
         </w:rPr>
-        <w:t>78-82% para produccion operativa con datos reales y automatizaciones activas.</w:t>
-      </w:r>
-    </w:p>
-    <w:p>
-      <w:pPr>
-        <w:pStyle w:val="Heading1"/>
-      </w:pPr>
-      <w:r>
-        <w:t>Pendientes Criticos antes de Sustituir Nexus por Completo</w:t>
-      </w:r>
-    </w:p>
-    <w:p>
-      <w:r>
-        <w:rPr>
-          <w:rFonts w:ascii="Calibri" w:hAnsi="Calibri"/>
-          <w:sz w:val="22"/>
-        </w:rPr>
-        <w:t>1. Cutover de identidad: retirar o redirigir cualquier entrada publica/operativa que aun lleve a Nexus y dejar NUXERA como experiencia principal. 2. RLS fase 2: probar solicitante, otorgante y admin con datos reales o staging para demostrar aislamiento. 3. SQL/persistencia: ejecutar rehearsal no productivo para eventos, aprobaciones de notificacion y procedencia documental. 4. Backend remoto: resolver latencia/cold start de Render o calentar servicio antes de demos. En esta corrida Vercel respondio, Render no respondio dentro de 20 segundos. 5. Notificaciones: ejecutar sandbox real con correo aprobado, plantillas firmadas y sin evidencia sensible adjunta. 6. Agente/chat: conectar al backend con contexto autorizado, logs y limites de riesgo. 7. Pais/ciudad/jurisdiccion: ampliar fuentes por region y mantener fecha/fuente/limitacion por cada conclusion. 8. Medio Oriente: convertir fuentes UAE/ADGM/DIFC/VARA/CBUAE/FTA en conectores reales donde exista API o proceso autorizado. 9. Manuales finales con imagenes: revisar y editar para estilo comercial/inversionistas. 10. Demo script: preparar recorrido de 12-15 minutos con camino feliz y respaldo por capturas.</w:t>
-      </w:r>
-    </w:p>
-    <w:p>
-      <w:pPr>
-        <w:pStyle w:val="Heading1"/>
-      </w:pPr>
-      <w:r>
-        <w:t>Pendientes Importantes pero no Bloqueantes para Demo</w:t>
+        <w:t>78-82% produccion real</w:t>
       </w:r>
     </w:p>
     <w:p>
@@ -324,7 +281,15 @@
           <w:rFonts w:ascii="Calibri" w:hAnsi="Calibri"/>
           <w:sz w:val="22"/>
         </w:rPr>
-        <w:t>NVIDIA API: se puede dejar como experimental.</w:t>
+        <w:t>Falta cerrar ciclos reales, no mas pantallas</w:t>
+      </w:r>
+    </w:p>
+    <w:p>
+      <w:pPr>
+        <w:pStyle w:val="Heading1"/>
+      </w:pPr>
+      <w:r>
+        <w:t>2. Criticos</w:t>
       </w:r>
     </w:p>
     <w:p>
@@ -336,7 +301,7 @@
           <w:rFonts w:ascii="Calibri" w:hAnsi="Calibri"/>
           <w:sz w:val="22"/>
         </w:rPr>
-        <w:t>Profundizar copy comercial de pagina publica.</w:t>
+        <w:t>RLS fase 2</w:t>
       </w:r>
     </w:p>
     <w:p>
@@ -348,7 +313,7 @@
           <w:rFonts w:ascii="Calibri" w:hAnsi="Calibri"/>
           <w:sz w:val="22"/>
         </w:rPr>
-        <w:t>Agregar mas casos demo por industria.</w:t>
+        <w:t>SQL persistence rehearsal</w:t>
       </w:r>
     </w:p>
     <w:p>
@@ -360,7 +325,7 @@
           <w:rFonts w:ascii="Calibri" w:hAnsi="Calibri"/>
           <w:sz w:val="22"/>
         </w:rPr>
-        <w:t>Preparar one-pager de inversion.</w:t>
+        <w:t>correo sandbox</w:t>
       </w:r>
     </w:p>
     <w:p>
@@ -372,7 +337,7 @@
           <w:rFonts w:ascii="Calibri" w:hAnsi="Calibri"/>
           <w:sz w:val="22"/>
         </w:rPr>
-        <w:t>Preparar deck de pitch.</w:t>
+        <w:t>agente con contexto autorizado</w:t>
       </w:r>
     </w:p>
     <w:p>
@@ -384,7 +349,43 @@
           <w:rFonts w:ascii="Calibri" w:hAnsi="Calibri"/>
           <w:sz w:val="22"/>
         </w:rPr>
-        <w:t>Preparar matriz de pricing y plan piloto.</w:t>
+        <w:t>backend estable</w:t>
+      </w:r>
+    </w:p>
+    <w:p>
+      <w:pPr>
+        <w:pStyle w:val="ListBullet"/>
+      </w:pPr>
+      <w:r>
+        <w:rPr>
+          <w:rFonts w:ascii="Calibri" w:hAnsi="Calibri"/>
+          <w:sz w:val="22"/>
+        </w:rPr>
+        <w:t>fuentes privadas por convenio</w:t>
+      </w:r>
+    </w:p>
+    <w:p>
+      <w:pPr>
+        <w:pStyle w:val="ListBullet"/>
+      </w:pPr>
+      <w:r>
+        <w:rPr>
+          <w:rFonts w:ascii="Calibri" w:hAnsi="Calibri"/>
+          <w:sz w:val="22"/>
+        </w:rPr>
+        <w:t>cutover Nexus-&gt;NUXERA</w:t>
+      </w:r>
+    </w:p>
+    <w:p>
+      <w:pPr>
+        <w:pStyle w:val="ListBullet"/>
+      </w:pPr>
+      <w:r>
+        <w:rPr>
+          <w:rFonts w:ascii="Calibri" w:hAnsi="Calibri"/>
+          <w:sz w:val="22"/>
+        </w:rPr>
+        <w:t>rollback</w:t>
       </w:r>
     </w:p>
     <w:p>
@@ -392,7 +393,7 @@
         <w:pStyle w:val="Heading1"/>
       </w:pPr>
       <w:r>
-        <w:t>Recomendacion de Decision</w:t>
+        <w:t>3. Plan de cutover</w:t>
       </w:r>
     </w:p>
     <w:p>
@@ -401,7 +402,290 @@
           <w:rFonts w:ascii="Calibri" w:hAnsi="Calibri"/>
           <w:sz w:val="22"/>
         </w:rPr>
-        <w:t>Para presentacion de inversionistas: avanzar. Para sustitucion total de Nexus: hacerlo con cutover controlado y plan de rollback. Para produccion con clientes reales: no activar escrituras sensibles, notificaciones live ni agentes con datos reales hasta cerrar RLS, SQL, correo y observabilidad.</w:t>
+        <w:t>1. Inventario de URLs 2. redirecciones 3. freeze 4. QA 5. demo final 6. backup rollback 7. cambio principal 8. monitoreo 9. correcciones 10. retiro remanentes</w:t>
+      </w:r>
+    </w:p>
+    <w:p>
+      <w:pPr>
+        <w:pStyle w:val="Heading1"/>
+      </w:pPr>
+      <w:r>
+        <w:t>4. Riesgos</w:t>
+      </w:r>
+    </w:p>
+    <w:p>
+      <w:pPr>
+        <w:pStyle w:val="ListBullet"/>
+      </w:pPr>
+      <w:r>
+        <w:rPr>
+          <w:rFonts w:ascii="Calibri" w:hAnsi="Calibri"/>
+          <w:sz w:val="22"/>
+        </w:rPr>
+        <w:t>backend frio</w:t>
+      </w:r>
+    </w:p>
+    <w:p>
+      <w:pPr>
+        <w:pStyle w:val="ListBullet"/>
+      </w:pPr>
+      <w:r>
+        <w:rPr>
+          <w:rFonts w:ascii="Calibri" w:hAnsi="Calibri"/>
+          <w:sz w:val="22"/>
+        </w:rPr>
+        <w:t>prometer fuentes privadas</w:t>
+      </w:r>
+    </w:p>
+    <w:p>
+      <w:pPr>
+        <w:pStyle w:val="ListBullet"/>
+      </w:pPr>
+      <w:r>
+        <w:rPr>
+          <w:rFonts w:ascii="Calibri" w:hAnsi="Calibri"/>
+          <w:sz w:val="22"/>
+        </w:rPr>
+        <w:t>correo sin sandbox</w:t>
+      </w:r>
+    </w:p>
+    <w:p>
+      <w:pPr>
+        <w:pStyle w:val="ListBullet"/>
+      </w:pPr>
+      <w:r>
+        <w:rPr>
+          <w:rFonts w:ascii="Calibri" w:hAnsi="Calibri"/>
+          <w:sz w:val="22"/>
+        </w:rPr>
+        <w:t>agente sin RLS</w:t>
+      </w:r>
+    </w:p>
+    <w:p>
+      <w:pPr>
+        <w:pStyle w:val="ListBullet"/>
+      </w:pPr>
+      <w:r>
+        <w:rPr>
+          <w:rFonts w:ascii="Calibri" w:hAnsi="Calibri"/>
+          <w:sz w:val="22"/>
+        </w:rPr>
+        <w:t>score confundido con aprobacion</w:t>
+      </w:r>
+    </w:p>
+    <w:p>
+      <w:pPr>
+        <w:pStyle w:val="ListBullet"/>
+      </w:pPr>
+      <w:r>
+        <w:rPr>
+          <w:rFonts w:ascii="Calibri" w:hAnsi="Calibri"/>
+          <w:sz w:val="22"/>
+        </w:rPr>
+        <w:t>tabs duplicadas</w:t>
+      </w:r>
+    </w:p>
+    <w:p>
+      <w:pPr>
+        <w:pStyle w:val="Heading1"/>
+      </w:pPr>
+      <w:r>
+        <w:t>5. Recomendacion</w:t>
+      </w:r>
+    </w:p>
+    <w:p>
+      <w:r>
+        <w:rPr>
+          <w:rFonts w:ascii="Calibri" w:hAnsi="Calibri"/>
+          <w:sz w:val="22"/>
+        </w:rPr>
+        <w:t>Avanzar para inversionistas con demo controlada; no activar clientes reales hasta cerrar RLS, SQL, correo, agente seguro y cutover.</w:t>
+      </w:r>
+    </w:p>
+    <w:p>
+      <w:pPr>
+        <w:pStyle w:val="Heading1"/>
+      </w:pPr>
+      <w:r>
+        <w:t>6. Roadmap operativo por semanas</w:t>
+      </w:r>
+    </w:p>
+    <w:p>
+      <w:r>
+        <w:rPr>
+          <w:rFonts w:ascii="Calibri" w:hAnsi="Calibri"/>
+          <w:sz w:val="22"/>
+        </w:rPr>
+        <w:t>1. Semana 1: RLS staging y SQL rehearsal 2. Semana 2: sandbox correo y agente con contexto 3. Semana 3: fuentes jurisdiccionales y EAU priorizadas 4. Semana 4: cutover controlado y monitoreo 5. Semana 5: pilotos con datos limitados 6. Semana 6: retroalimentacion, hardening y produccion limitada</w:t>
+      </w:r>
+    </w:p>
+    <w:p>
+      <w:pPr>
+        <w:pStyle w:val="Heading1"/>
+      </w:pPr>
+      <w:r>
+        <w:t>7. Checklist final de produccion</w:t>
+      </w:r>
+    </w:p>
+    <w:p>
+      <w:pPr>
+        <w:pStyle w:val="ListBullet"/>
+      </w:pPr>
+      <w:r>
+        <w:rPr>
+          <w:rFonts w:ascii="Calibri" w:hAnsi="Calibri"/>
+          <w:sz w:val="22"/>
+        </w:rPr>
+        <w:t>RLS verificado</w:t>
+      </w:r>
+    </w:p>
+    <w:p>
+      <w:pPr>
+        <w:pStyle w:val="ListBullet"/>
+      </w:pPr>
+      <w:r>
+        <w:rPr>
+          <w:rFonts w:ascii="Calibri" w:hAnsi="Calibri"/>
+          <w:sz w:val="22"/>
+        </w:rPr>
+        <w:t>SQL migrado y probado</w:t>
+      </w:r>
+    </w:p>
+    <w:p>
+      <w:pPr>
+        <w:pStyle w:val="ListBullet"/>
+      </w:pPr>
+      <w:r>
+        <w:rPr>
+          <w:rFonts w:ascii="Calibri" w:hAnsi="Calibri"/>
+          <w:sz w:val="22"/>
+        </w:rPr>
+        <w:t>correo sandbox aprobado</w:t>
+      </w:r>
+    </w:p>
+    <w:p>
+      <w:pPr>
+        <w:pStyle w:val="ListBullet"/>
+      </w:pPr>
+      <w:r>
+        <w:rPr>
+          <w:rFonts w:ascii="Calibri" w:hAnsi="Calibri"/>
+          <w:sz w:val="22"/>
+        </w:rPr>
+        <w:t>plantillas aprobadas</w:t>
+      </w:r>
+    </w:p>
+    <w:p>
+      <w:pPr>
+        <w:pStyle w:val="ListBullet"/>
+      </w:pPr>
+      <w:r>
+        <w:rPr>
+          <w:rFonts w:ascii="Calibri" w:hAnsi="Calibri"/>
+          <w:sz w:val="22"/>
+        </w:rPr>
+        <w:t>agente restringido por rol</w:t>
+      </w:r>
+    </w:p>
+    <w:p>
+      <w:pPr>
+        <w:pStyle w:val="ListBullet"/>
+      </w:pPr>
+      <w:r>
+        <w:rPr>
+          <w:rFonts w:ascii="Calibri" w:hAnsi="Calibri"/>
+          <w:sz w:val="22"/>
+        </w:rPr>
+        <w:t>backend estable</w:t>
+      </w:r>
+    </w:p>
+    <w:p>
+      <w:pPr>
+        <w:pStyle w:val="ListBullet"/>
+      </w:pPr>
+      <w:r>
+        <w:rPr>
+          <w:rFonts w:ascii="Calibri" w:hAnsi="Calibri"/>
+          <w:sz w:val="22"/>
+        </w:rPr>
+        <w:t>fuentes privadas marcadas correctamente</w:t>
+      </w:r>
+    </w:p>
+    <w:p>
+      <w:pPr>
+        <w:pStyle w:val="ListBullet"/>
+      </w:pPr>
+      <w:r>
+        <w:rPr>
+          <w:rFonts w:ascii="Calibri" w:hAnsi="Calibri"/>
+          <w:sz w:val="22"/>
+        </w:rPr>
+        <w:t>Nexus redirigido</w:t>
+      </w:r>
+    </w:p>
+    <w:p>
+      <w:pPr>
+        <w:pStyle w:val="ListBullet"/>
+      </w:pPr>
+      <w:r>
+        <w:rPr>
+          <w:rFonts w:ascii="Calibri" w:hAnsi="Calibri"/>
+          <w:sz w:val="22"/>
+        </w:rPr>
+        <w:t>rollback listo</w:t>
+      </w:r>
+    </w:p>
+    <w:p>
+      <w:pPr>
+        <w:pStyle w:val="ListBullet"/>
+      </w:pPr>
+      <w:r>
+        <w:rPr>
+          <w:rFonts w:ascii="Calibri" w:hAnsi="Calibri"/>
+          <w:sz w:val="22"/>
+        </w:rPr>
+        <w:t>manuales actualizados</w:t>
+      </w:r>
+    </w:p>
+    <w:p>
+      <w:pPr>
+        <w:pStyle w:val="ListBullet"/>
+      </w:pPr>
+      <w:r>
+        <w:rPr>
+          <w:rFonts w:ascii="Calibri" w:hAnsi="Calibri"/>
+          <w:sz w:val="22"/>
+        </w:rPr>
+        <w:t>demo script listo</w:t>
+      </w:r>
+    </w:p>
+    <w:p>
+      <w:pPr>
+        <w:pStyle w:val="ListBullet"/>
+      </w:pPr>
+      <w:r>
+        <w:rPr>
+          <w:rFonts w:ascii="Calibri" w:hAnsi="Calibri"/>
+          <w:sz w:val="22"/>
+        </w:rPr>
+        <w:t>monitoreo activo</w:t>
+      </w:r>
+    </w:p>
+    <w:p>
+      <w:pPr>
+        <w:pStyle w:val="Heading1"/>
+      </w:pPr>
+      <w:r>
+        <w:t>8. Decision ejecutiva</w:t>
+      </w:r>
+    </w:p>
+    <w:p>
+      <w:r>
+        <w:rPr>
+          <w:rFonts w:ascii="Calibri" w:hAnsi="Calibri"/>
+          <w:sz w:val="22"/>
+        </w:rPr>
+        <w:t>La recomendacion es avanzar con presentacion a inversionistas, pero no vender como produccion plenamente automatizada hasta cerrar RLS, SQL, correo, agentes y backend estable. La narrativa correcta es: plataforma viva, producto demostrable, controles disenados y roadmap claro de produccion.</w:t>
       </w:r>
     </w:p>
     <w:sectPr>
